--- a/Doc/控制协议/DAQ网络控制协议.docx
+++ b/Doc/控制协议/DAQ网络控制协议.docx
@@ -13,6 +13,7 @@
           <w:szCs w:val="44"/>
           <w:lang w:val="en-US" w:eastAsia="zh-CN"/>
         </w:rPr>
+        <w:ind w:firstLine="0" w:firstLineChars="0"/>
       </w:pPr>
       <w:r>
         <w:rPr>
@@ -32,7 +33,8 @@
           <w:rFonts w:hint="default"/>
           <w:lang w:val="en-US" w:eastAsia="zh-CN"/>
         </w:rPr>
-        <w:keepLines/>
+        <w:jc w:val="left"/>
+        <w:ind w:firstLine="0" w:firstLineChars="0"/>
       </w:pPr>
       <w:r>
         <w:rPr>
@@ -48,7 +50,8 @@
           <w:rFonts w:hint="default"/>
           <w:lang w:val="en-US" w:eastAsia="zh-CN"/>
         </w:rPr>
-        <w:keepLines/>
+        <w:jc w:val="left"/>
+        <w:ind w:firstLine="420"/>
       </w:pPr>
       <w:r>
         <w:rPr>
